--- a/la-paix-on-peut-leviter.docx
+++ b/la-paix-on-peut-leviter.docx
@@ -33482,9 +33482,16 @@
     </w:p>
     <w:tbl>
       <w:tblPr>
-        <w:tblStyle w:val="Grilledutableau"/>
         <w:tblW w:type="auto" w:w="0"/>
         <w:tblLook w:firstColumn="1" w:firstRow="1" w:lastColumn="0" w:lastRow="0" w:noHBand="0" w:noVBand="1" w:val="04A0"/>
+        <w:tblBorders>
+          <w:top w:val="single" w:sz="7" w:space="0" w:color="2C3A4A"/>
+          <w:left w:val="single" w:sz="7" w:space="0" w:color="2C3A4A"/>
+          <w:bottom w:val="single" w:sz="7" w:space="0" w:color="2C3A4A"/>
+          <w:right w:val="single" w:sz="7" w:space="0" w:color="2C3A4A"/>
+          <w:insideH w:val="single" w:sz="7" w:space="0" w:color="2C3A4A"/>
+          <w:insideV w:val="single" w:sz="7" w:space="0" w:color="2C3A4A"/>
+        </w:tblBorders>
       </w:tblPr>
       <w:tblGrid>
         <w:gridCol w:w="6624"/>
@@ -33559,9 +33566,16 @@
     <w:p/>
     <w:tbl>
       <w:tblPr>
-        <w:tblStyle w:val="Grilledutableau"/>
         <w:tblW w:type="auto" w:w="0"/>
         <w:tblLook w:firstColumn="1" w:firstRow="1" w:lastColumn="0" w:lastRow="0" w:noHBand="0" w:noVBand="1" w:val="04A0"/>
+        <w:tblBorders>
+          <w:top w:val="single" w:sz="7" w:space="0" w:color="2C3A4A"/>
+          <w:left w:val="single" w:sz="7" w:space="0" w:color="2C3A4A"/>
+          <w:bottom w:val="single" w:sz="7" w:space="0" w:color="2C3A4A"/>
+          <w:right w:val="single" w:sz="7" w:space="0" w:color="2C3A4A"/>
+          <w:insideH w:val="single" w:sz="7" w:space="0" w:color="2C3A4A"/>
+          <w:insideV w:val="single" w:sz="7" w:space="0" w:color="2C3A4A"/>
+        </w:tblBorders>
       </w:tblPr>
       <w:tblGrid>
         <w:gridCol w:w="6624"/>
